--- a/informes-growth/argan-2026-10-14/Argan - growth - 2026-10-14.docx
+++ b/informes-growth/argan-2026-10-14/Argan - growth - 2026-10-14.docx
@@ -4258,7 +4258,7 @@
         <w:t xml:space="preserve"> </w:t>
       </w:r>
       <w:r>
-        <w:t xml:space="preserve">El bolsillo growth está lleno, en torno al 20 %, con cinco posiciones y su ponderada al precio actual (v11): Nu +19 %, Axon +36 %, Shopify +18 %, Snowflake +13 % y Samsara +15 %. La liquidez es de unos 27 EUR, así que solo cabe sustituir. Argan da −21,1 % al cierre y −17,0 % al precio actual: unos 30 puntos por debajo de la más floja de las cinco.</w:t>
+        <w:t xml:space="preserve">El bolsillo growth está lleno, en torno al 20 %, con cinco posiciones y su ponderada al precio actual (v11): Nu +19 %, Axon +36 %, Shopify +18 %, Snowflake +13 % y Samsara +15 %. La liquidez libre es casi nula, así que solo cabe sustituir. Argan da −21,1 % al cierre y −17,0 % al precio actual: unos 30 puntos por debajo de la más floja de las cinco.</w:t>
       </w:r>
     </w:p>
     <w:p>
